--- a/week04-loops-functions-debugging/homework-best-example/第4週_PromptProblems與除錯日誌最佳範例.docx
+++ b/week04-loops-functions-debugging/homework-best-example/第4週_PromptProblems與除錯日誌最佳範例.docx
@@ -1031,7 +1031,7 @@
         </w:rPr>
         <w:t xml:space="preserve">[1] Denny, P., Leinonen, J., Prather, J., Luxton-Reilly, A., Amarouche, T., Becker, B. A., &amp; Reeves, B. N. (2024). Prompt Problems: A New Programming Exercise for the Generative AI Era. Proceedings of the 55th ACM Technical Symposium on Computer Science Education V.1 (SIGCSE 2024). </w:t>
       </w:r>
-      <w:hyperlink w:history="1" r:id="rIddv2zk_xjthqgefak5o2l_">
+      <w:hyperlink w:history="1" r:id="rIdaoyjvljpcm0eawgxurmmk">
         <w:r>
           <w:rPr>
             <w:rStyle w:val="Hyperlink"/>
